--- a/Resources/REACT_Distress_Override_Pipeline.docx
+++ b/Resources/REACT_Distress_Override_Pipeline.docx
@@ -2743,7 +2743,7 @@
           <w:sz w:val="22"/>
           <w:szCs w:val="22"/>
         </w:rPr>
-        <w:t xml:space="preserve">/</w:t>
+        <w:t xml:space="preserve"> and </w:t>
       </w:r>
       <w:r>
         <w:rPr>
@@ -2758,7 +2758,22 @@
           <w:sz w:val="22"/>
           <w:szCs w:val="22"/>
         </w:rPr>
-        <w:t xml:space="preserve"> = </w:t>
+        <w:t xml:space="preserve"> both </w:t>
+      </w:r>
+      <w:r>
+        <w:rPr>
+          <w:rFonts w:ascii="Courier New" w:cs="Courier New" w:eastAsia="Courier New" w:hAnsi="Courier New"/>
+          <w:sz w:val="20"/>
+          <w:szCs w:val="20"/>
+        </w:rPr>
+        <w:t xml:space="preserve">'suppressed'</w:t>
+      </w:r>
+      <w:r>
+        <w:rPr>
+          <w:sz w:val="22"/>
+          <w:szCs w:val="22"/>
+        </w:rPr>
+        <w:t xml:space="preserve"> (never </w:t>
       </w:r>
       <w:r>
         <w:rPr>
@@ -2773,7 +2788,7 @@
           <w:sz w:val="22"/>
           <w:szCs w:val="22"/>
         </w:rPr>
-        <w:t xml:space="preserve">, and critically </w:t>
+        <w:t xml:space="preserve">, which stays for ordinary ineligible or randomized-out decisions), and critically </w:t>
       </w:r>
       <w:r>
         <w:rPr>
@@ -2879,6 +2894,153 @@
           <w:szCs w:val="22"/>
         </w:rPr>
         <w:t xml:space="preserve">) is never called either, so no coping-message topic is ever evaluated for a suppressed check-in.</w:t>
+      </w:r>
+    </w:p>
+    <w:p>
+      <w:pPr>
+        <w:spacing w:after="160"/>
+      </w:pPr>
+      <w:r>
+        <w:rPr>
+          <w:sz w:val="22"/>
+          <w:szCs w:val="22"/>
+        </w:rPr>
+        <w:t xml:space="preserve">The label is visible wherever decision points are read: the JITAI API exposes </w:t>
+      </w:r>
+      <w:r>
+        <w:rPr>
+          <w:rFonts w:ascii="Courier New" w:cs="Courier New" w:eastAsia="Courier New" w:hAnsi="Courier New"/>
+          <w:sz w:val="20"/>
+          <w:szCs w:val="20"/>
+        </w:rPr>
+        <w:t xml:space="preserve">suppression_reason</w:t>
+      </w:r>
+      <w:r>
+        <w:rPr>
+          <w:sz w:val="22"/>
+          <w:szCs w:val="22"/>
+        </w:rPr>
+        <w:t xml:space="preserve">; the monitoring timeline shows the outcome as "suppressed (run-in)" or "suppressed (distress)"; </w:t>
+      </w:r>
+      <w:r>
+        <w:rPr>
+          <w:rFonts w:ascii="Courier New" w:cs="Courier New" w:eastAsia="Courier New" w:hAnsi="Courier New"/>
+          <w:sz w:val="20"/>
+          <w:szCs w:val="20"/>
+        </w:rPr>
+        <w:t xml:space="preserve">MetricsDaily.suppressed_n</w:t>
+      </w:r>
+      <w:r>
+        <w:rPr>
+          <w:sz w:val="22"/>
+          <w:szCs w:val="22"/>
+        </w:rPr>
+        <w:t xml:space="preserve"> counts suppressed decisions per day (they stay in </w:t>
+      </w:r>
+      <w:r>
+        <w:rPr>
+          <w:rFonts w:ascii="Courier New" w:cs="Courier New" w:eastAsia="Courier New" w:hAnsi="Courier New"/>
+          <w:sz w:val="20"/>
+          <w:szCs w:val="20"/>
+        </w:rPr>
+        <w:t xml:space="preserve">decision_points_n</w:t>
+      </w:r>
+      <w:r>
+        <w:rPr>
+          <w:sz w:val="22"/>
+          <w:szCs w:val="22"/>
+        </w:rPr>
+        <w:t xml:space="preserve"> and out of </w:t>
+      </w:r>
+      <w:r>
+        <w:rPr>
+          <w:rFonts w:ascii="Courier New" w:cs="Courier New" w:eastAsia="Courier New" w:hAnsi="Courier New"/>
+          <w:sz w:val="20"/>
+          <w:szCs w:val="20"/>
+        </w:rPr>
+        <w:t xml:space="preserve">eligible_n</w:t>
+      </w:r>
+      <w:r>
+        <w:rPr>
+          <w:sz w:val="22"/>
+          <w:szCs w:val="22"/>
+        </w:rPr>
+        <w:t xml:space="preserve">); and </w:t>
+      </w:r>
+      <w:r>
+        <w:rPr>
+          <w:rFonts w:ascii="Courier New" w:cs="Courier New" w:eastAsia="Courier New" w:hAnsi="Courier New"/>
+          <w:sz w:val="20"/>
+          <w:szCs w:val="20"/>
+        </w:rPr>
+        <w:t xml:space="preserve">analytics/scripts.py</w:t>
+      </w:r>
+      <w:r>
+        <w:rPr>
+          <w:sz w:val="22"/>
+          <w:szCs w:val="22"/>
+        </w:rPr>
+        <w:t xml:space="preserve"> loads the column, adds a </w:t>
+      </w:r>
+      <w:r>
+        <w:rPr>
+          <w:rFonts w:ascii="Courier New" w:cs="Courier New" w:eastAsia="Courier New" w:hAnsi="Courier New"/>
+          <w:sz w:val="20"/>
+          <w:szCs w:val="20"/>
+        </w:rPr>
+        <w:t xml:space="preserve">suppressed</w:t>
+      </w:r>
+      <w:r>
+        <w:rPr>
+          <w:sz w:val="22"/>
+          <w:szCs w:val="22"/>
+        </w:rPr>
+        <w:t xml:space="preserve"> count to the stage audit, and plots suppressed points as "suppressed" instead of "ineligible". Migration </w:t>
+      </w:r>
+      <w:r>
+        <w:rPr>
+          <w:rFonts w:ascii="Courier New" w:cs="Courier New" w:eastAsia="Courier New" w:hAnsi="Courier New"/>
+          <w:sz w:val="20"/>
+          <w:szCs w:val="20"/>
+        </w:rPr>
+        <w:t xml:space="preserve">0049</w:t>
+      </w:r>
+      <w:r>
+        <w:rPr>
+          <w:sz w:val="22"/>
+          <w:szCs w:val="22"/>
+        </w:rPr>
+        <w:t xml:space="preserve"> backfilled rows written before the label existed: </w:t>
+      </w:r>
+      <w:r>
+        <w:rPr>
+          <w:rFonts w:ascii="Courier New" w:cs="Courier New" w:eastAsia="Courier New" w:hAnsi="Courier New"/>
+          <w:sz w:val="20"/>
+          <w:szCs w:val="20"/>
+        </w:rPr>
+        <w:t xml:space="preserve">'run-in period'</w:t>
+      </w:r>
+      <w:r>
+        <w:rPr>
+          <w:sz w:val="22"/>
+          <w:szCs w:val="22"/>
+        </w:rPr>
+        <w:t xml:space="preserve"> rows from the first run-in commit received </w:t>
+      </w:r>
+      <w:r>
+        <w:rPr>
+          <w:rFonts w:ascii="Courier New" w:cs="Courier New" w:eastAsia="Courier New" w:hAnsi="Courier New"/>
+          <w:sz w:val="20"/>
+          <w:szCs w:val="20"/>
+        </w:rPr>
+        <w:t xml:space="preserve">suppression_reason = 'run_in'</w:t>
+      </w:r>
+      <w:r>
+        <w:rPr>
+          <w:sz w:val="22"/>
+          <w:szCs w:val="22"/>
+        </w:rPr>
+        <w:t xml:space="preserve">, and every suppressed row was relabeled. Without that backfill the cohort audit would read those legacy rows as "eligible but no draw".</w:t>
       </w:r>
     </w:p>
     <w:p>
@@ -3212,22 +3374,37 @@
           <w:sz w:val="22"/>
           <w:szCs w:val="22"/>
         </w:rPr>
-        <w:t xml:space="preserve">The backend and migration </w:t>
-      </w:r>
-      <w:r>
-        <w:rPr>
-          <w:rFonts w:ascii="Courier New" w:cs="Courier New" w:eastAsia="Courier New" w:hAnsi="Courier New"/>
-          <w:sz w:val="20"/>
-          <w:szCs w:val="20"/>
-        </w:rPr>
-        <w:t xml:space="preserve">0048</w:t>
-      </w:r>
-      <w:r>
-        <w:rPr>
-          <w:sz w:val="22"/>
-          <w:szCs w:val="22"/>
-        </w:rPr>
-        <w:t xml:space="preserve"> must be deployed before Day 8. The import has no schedule; someone runs it by hand against each new export.</w:t>
+        <w:t xml:space="preserve">The backend and migrations </w:t>
+      </w:r>
+      <w:r>
+        <w:rPr>
+          <w:rFonts w:ascii="Courier New" w:cs="Courier New" w:eastAsia="Courier New" w:hAnsi="Courier New"/>
+          <w:sz w:val="20"/>
+          <w:szCs w:val="20"/>
+        </w:rPr>
+        <w:t xml:space="preserve">0049</w:t>
+      </w:r>
+      <w:r>
+        <w:rPr>
+          <w:sz w:val="22"/>
+          <w:szCs w:val="22"/>
+        </w:rPr>
+        <w:t xml:space="preserve"> (app) and </w:t>
+      </w:r>
+      <w:r>
+        <w:rPr>
+          <w:rFonts w:ascii="Courier New" w:cs="Courier New" w:eastAsia="Courier New" w:hAnsi="Courier New"/>
+          <w:sz w:val="20"/>
+          <w:szCs w:val="20"/>
+        </w:rPr>
+        <w:t xml:space="preserve">0005</w:t>
+      </w:r>
+      <w:r>
+        <w:rPr>
+          <w:sz w:val="22"/>
+          <w:szCs w:val="22"/>
+        </w:rPr>
+        <w:t xml:space="preserve"> (dashboard) must be deployed before Day 8; they run on the Heroku release. The import has no schedule; someone runs it by hand against each new export.</w:t>
       </w:r>
     </w:p>
     <w:p>

--- a/Resources/REACT_Distress_Override_Pipeline.docx
+++ b/Resources/REACT_Distress_Override_Pipeline.docx
@@ -1442,7 +1442,7 @@
           <w:sz w:val="22"/>
           <w:szCs w:val="22"/>
         </w:rPr>
-        <w:t xml:space="preserve"> is set. Staff set it via the "Mark same-day contact documented" action on </w:t>
+        <w:t xml:space="preserve"> is set. Staff set it via the "Mark contact documented" action on </w:t>
       </w:r>
       <w:r>
         <w:rPr>
@@ -1457,7 +1457,7 @@
           <w:sz w:val="22"/>
           <w:szCs w:val="22"/>
         </w:rPr>
-        <w:t xml:space="preserve"> in Django Admin, once the required same-day scripted contact has actually happened. Randomization then resumes on the participant’s next eligible decision point.</w:t>
+        <w:t xml:space="preserve"> in Django Admin, once the required scripted contact has actually happened and its log entry is written. Randomization then resumes on the participant’s next eligible decision point.</w:t>
       </w:r>
     </w:p>
     <w:p>

--- a/Resources/REACT_Distress_Override_Pipeline.docx
+++ b/Resources/REACT_Distress_Override_Pipeline.docx
@@ -1402,6 +1402,34 @@
           <w:szCs w:val="22"/>
         </w:rPr>
         <w:t xml:space="preserve">, skipping a row whose exact signal set is already on record for that user, so re-running the same export is a no-op. A numeric identifier is coerced leniently (leading zeros, whitespace, Excel float-formatting like "12.0") but never guessed at when it is genuinely non-numeric or fractional — those rows are reported, not silently dropped.</w:t>
+      </w:r>
+    </w:p>
+    <w:p>
+      <w:pPr>
+        <w:spacing w:after="160"/>
+      </w:pPr>
+      <w:r>
+        <w:rPr>
+          <w:sz w:val="22"/>
+          <w:szCs w:val="22"/>
+        </w:rPr>
+        <w:t xml:space="preserve">The same import is available as an </w:t>
+      </w:r>
+      <w:r>
+        <w:rPr>
+          <w:b/>
+          <w:bCs/>
+          <w:sz w:val="22"/>
+          <w:szCs w:val="22"/>
+        </w:rPr>
+        <w:t xml:space="preserve">Import baseline export</w:t>
+      </w:r>
+      <w:r>
+        <w:rPr>
+          <w:sz w:val="22"/>
+          <w:szCs w:val="22"/>
+        </w:rPr>
+        <w:t xml:space="preserve"> button on Django Admin, Distress flags page, so staff do not need a shell or database access. Staff with permission to add flags upload the export as a CSV (5 MB cap). The file is read in memory and never saved; only the signal codes are stored. The page previews by default and lists what would be created, rows already on record, rows with a blank screening item, unrecognized columns and unmatched participant IDs. To write the flags, staff choose the file again, uncheck "Preview only", and submit. The write is refused if any screening instrument’s items are missing from the export (nobody could be flagged on that screen), it is all-or-nothing, and every flag created gets an Admin log entry showing who imported it.</w:t>
       </w:r>
     </w:p>
     <w:p>
@@ -3310,7 +3338,7 @@
           <w:sz w:val="22"/>
           <w:szCs w:val="22"/>
         </w:rPr>
-        <w:t xml:space="preserve">The baseline import has not been run on a real export. It waits for RS01 to RS04 to have REACT accounts, and the export’s </w:t>
+        <w:t xml:space="preserve">The baseline import (command or Admin button) has not been run on a real export. It waits for RS01 to RS04 to have REACT accounts, and the export’s </w:t>
       </w:r>
       <w:r>
         <w:rPr>
